--- a/lessons/10-5/homework.docx
+++ b/lessons/10-5/homework.docx
@@ -106,7 +106,55 @@
     </w:p>
     <w:p>
       <w:pPr>
-        <w:spacing w:after="60"/>
+        <w:keepNext/>
+        <w:spacing w:after="20" w:before="80"/>
+        <w:jc w:val="center"/>
+      </w:pPr>
+      <w:r>
+        <w:drawing>
+          <wp:inline distT="0" distB="0" distL="0" distR="0">
+            <wp:extent cx="1047750" cy="790575"/>
+            <wp:effectExtent t="0" r="0" b="0" l="0"/>
+            <wp:docPr id="1" name="" descr="" title=""/>
+            <wp:cNvGraphicFramePr>
+              <a:graphicFrameLocks xmlns:a="http://schemas.openxmlformats.org/drawingml/2006/main" noChangeAspect="1"/>
+            </wp:cNvGraphicFramePr>
+            <a:graphic xmlns:a="http://schemas.openxmlformats.org/drawingml/2006/main">
+              <a:graphicData uri="http://schemas.openxmlformats.org/drawingml/2006/picture">
+                <pic:pic xmlns:pic="http://schemas.openxmlformats.org/drawingml/2006/picture">
+                  <pic:nvPicPr>
+                    <pic:cNvPr id="0" name="" descr=""/>
+                    <pic:cNvPicPr>
+                      <a:picLocks noChangeAspect="1" noChangeArrowheads="1"/>
+                    </pic:cNvPicPr>
+                  </pic:nvPicPr>
+                  <pic:blipFill>
+                    <a:blip r:embed="rId7" cstate="none"/>
+                    <a:srcRect/>
+                    <a:stretch>
+                      <a:fillRect/>
+                    </a:stretch>
+                  </pic:blipFill>
+                  <pic:spPr bwMode="auto">
+                    <a:xfrm>
+                      <a:off x="0" y="0"/>
+                      <a:ext cx="1047750" cy="790575"/>
+                    </a:xfrm>
+                    <a:prstGeom prst="rect">
+                      <a:avLst/>
+                    </a:prstGeom>
+                  </pic:spPr>
+                </pic:pic>
+              </a:graphicData>
+            </a:graphic>
+          </wp:inline>
+        </w:drawing>
+      </w:r>
+    </w:p>
+    <w:p>
+      <w:pPr>
+        <w:keepNext/>
+        <w:spacing w:after="120"/>
       </w:pPr>
       <w:r>
         <w:rPr>
@@ -116,12 +164,60 @@
         <w:t xml:space="preserve">Pyramid (Pirámide)</w:t>
       </w:r>
       <w:r>
-        <w:t xml:space="preserve"> — A 3D shape with a polygon base and triangular faces that meet at a point (apex)</w:t>
-      </w:r>
-    </w:p>
-    <w:p>
-      <w:pPr>
-        <w:spacing w:after="60"/>
+        <w:t xml:space="preserve"> — A solid with a flat bottom and triangle sides that meet at one point on top.</w:t>
+      </w:r>
+    </w:p>
+    <w:p>
+      <w:pPr>
+        <w:keepNext/>
+        <w:spacing w:after="20" w:before="80"/>
+        <w:jc w:val="center"/>
+      </w:pPr>
+      <w:r>
+        <w:drawing>
+          <wp:inline distT="0" distB="0" distL="0" distR="0">
+            <wp:extent cx="1047750" cy="790575"/>
+            <wp:effectExtent t="0" r="0" b="0" l="0"/>
+            <wp:docPr id="1" name="" descr="" title=""/>
+            <wp:cNvGraphicFramePr>
+              <a:graphicFrameLocks xmlns:a="http://schemas.openxmlformats.org/drawingml/2006/main" noChangeAspect="1"/>
+            </wp:cNvGraphicFramePr>
+            <a:graphic xmlns:a="http://schemas.openxmlformats.org/drawingml/2006/main">
+              <a:graphicData uri="http://schemas.openxmlformats.org/drawingml/2006/picture">
+                <pic:pic xmlns:pic="http://schemas.openxmlformats.org/drawingml/2006/picture">
+                  <pic:nvPicPr>
+                    <pic:cNvPr id="0" name="" descr=""/>
+                    <pic:cNvPicPr>
+                      <a:picLocks noChangeAspect="1" noChangeArrowheads="1"/>
+                    </pic:cNvPicPr>
+                  </pic:nvPicPr>
+                  <pic:blipFill>
+                    <a:blip r:embed="rId8" cstate="none"/>
+                    <a:srcRect/>
+                    <a:stretch>
+                      <a:fillRect/>
+                    </a:stretch>
+                  </pic:blipFill>
+                  <pic:spPr bwMode="auto">
+                    <a:xfrm>
+                      <a:off x="0" y="0"/>
+                      <a:ext cx="1047750" cy="790575"/>
+                    </a:xfrm>
+                    <a:prstGeom prst="rect">
+                      <a:avLst/>
+                    </a:prstGeom>
+                  </pic:spPr>
+                </pic:pic>
+              </a:graphicData>
+            </a:graphic>
+          </wp:inline>
+        </w:drawing>
+      </w:r>
+    </w:p>
+    <w:p>
+      <w:pPr>
+        <w:keepNext/>
+        <w:spacing w:after="120"/>
       </w:pPr>
       <w:r>
         <w:rPr>
@@ -131,12 +227,60 @@
         <w:t xml:space="preserve">Slant height (Altura inclinada (apotema))</w:t>
       </w:r>
       <w:r>
-        <w:t xml:space="preserve"> — The height of a triangular face measured along the surface from base to apex</w:t>
-      </w:r>
-    </w:p>
-    <w:p>
-      <w:pPr>
-        <w:spacing w:after="60"/>
+        <w:t xml:space="preserve"> — The height of a side triangle, measured along its slanted face.</w:t>
+      </w:r>
+    </w:p>
+    <w:p>
+      <w:pPr>
+        <w:keepNext/>
+        <w:spacing w:after="20" w:before="80"/>
+        <w:jc w:val="center"/>
+      </w:pPr>
+      <w:r>
+        <w:drawing>
+          <wp:inline distT="0" distB="0" distL="0" distR="0">
+            <wp:extent cx="1047750" cy="790575"/>
+            <wp:effectExtent t="0" r="0" b="0" l="0"/>
+            <wp:docPr id="1" name="" descr="" title=""/>
+            <wp:cNvGraphicFramePr>
+              <a:graphicFrameLocks xmlns:a="http://schemas.openxmlformats.org/drawingml/2006/main" noChangeAspect="1"/>
+            </wp:cNvGraphicFramePr>
+            <a:graphic xmlns:a="http://schemas.openxmlformats.org/drawingml/2006/main">
+              <a:graphicData uri="http://schemas.openxmlformats.org/drawingml/2006/picture">
+                <pic:pic xmlns:pic="http://schemas.openxmlformats.org/drawingml/2006/picture">
+                  <pic:nvPicPr>
+                    <pic:cNvPr id="0" name="" descr=""/>
+                    <pic:cNvPicPr>
+                      <a:picLocks noChangeAspect="1" noChangeArrowheads="1"/>
+                    </pic:cNvPicPr>
+                  </pic:nvPicPr>
+                  <pic:blipFill>
+                    <a:blip r:embed="rId9" cstate="none"/>
+                    <a:srcRect/>
+                    <a:stretch>
+                      <a:fillRect/>
+                    </a:stretch>
+                  </pic:blipFill>
+                  <pic:spPr bwMode="auto">
+                    <a:xfrm>
+                      <a:off x="0" y="0"/>
+                      <a:ext cx="1047750" cy="790575"/>
+                    </a:xfrm>
+                    <a:prstGeom prst="rect">
+                      <a:avLst/>
+                    </a:prstGeom>
+                  </pic:spPr>
+                </pic:pic>
+              </a:graphicData>
+            </a:graphic>
+          </wp:inline>
+        </w:drawing>
+      </w:r>
+    </w:p>
+    <w:p>
+      <w:pPr>
+        <w:keepNext/>
+        <w:spacing w:after="120"/>
       </w:pPr>
       <w:r>
         <w:rPr>
@@ -146,12 +290,60 @@
         <w:t xml:space="preserve">Lateral face (Cara lateral)</w:t>
       </w:r>
       <w:r>
-        <w:t xml:space="preserve"> — A triangular face on the side of a pyramid (not the base)</w:t>
-      </w:r>
-    </w:p>
-    <w:p>
-      <w:pPr>
-        <w:spacing w:after="60"/>
+        <w:t xml:space="preserve"> — A triangle side of a pyramid, not the bottom.</w:t>
+      </w:r>
+    </w:p>
+    <w:p>
+      <w:pPr>
+        <w:keepNext/>
+        <w:spacing w:after="20" w:before="80"/>
+        <w:jc w:val="center"/>
+      </w:pPr>
+      <w:r>
+        <w:drawing>
+          <wp:inline distT="0" distB="0" distL="0" distR="0">
+            <wp:extent cx="1047750" cy="790575"/>
+            <wp:effectExtent t="0" r="0" b="0" l="0"/>
+            <wp:docPr id="1" name="" descr="" title=""/>
+            <wp:cNvGraphicFramePr>
+              <a:graphicFrameLocks xmlns:a="http://schemas.openxmlformats.org/drawingml/2006/main" noChangeAspect="1"/>
+            </wp:cNvGraphicFramePr>
+            <a:graphic xmlns:a="http://schemas.openxmlformats.org/drawingml/2006/main">
+              <a:graphicData uri="http://schemas.openxmlformats.org/drawingml/2006/picture">
+                <pic:pic xmlns:pic="http://schemas.openxmlformats.org/drawingml/2006/picture">
+                  <pic:nvPicPr>
+                    <pic:cNvPr id="0" name="" descr=""/>
+                    <pic:cNvPicPr>
+                      <a:picLocks noChangeAspect="1" noChangeArrowheads="1"/>
+                    </pic:cNvPicPr>
+                  </pic:nvPicPr>
+                  <pic:blipFill>
+                    <a:blip r:embed="rId10" cstate="none"/>
+                    <a:srcRect/>
+                    <a:stretch>
+                      <a:fillRect/>
+                    </a:stretch>
+                  </pic:blipFill>
+                  <pic:spPr bwMode="auto">
+                    <a:xfrm>
+                      <a:off x="0" y="0"/>
+                      <a:ext cx="1047750" cy="790575"/>
+                    </a:xfrm>
+                    <a:prstGeom prst="rect">
+                      <a:avLst/>
+                    </a:prstGeom>
+                  </pic:spPr>
+                </pic:pic>
+              </a:graphicData>
+            </a:graphic>
+          </wp:inline>
+        </w:drawing>
+      </w:r>
+    </w:p>
+    <w:p>
+      <w:pPr>
+        <w:keepNext/>
+        <w:spacing w:after="120"/>
       </w:pPr>
       <w:r>
         <w:rPr>
@@ -161,12 +353,60 @@
         <w:t xml:space="preserve">Base (Base)</w:t>
       </w:r>
       <w:r>
-        <w:t xml:space="preserve"> — The bottom face of a pyramid, which is a polygon (square, rectangle, triangle, etc.)</w:t>
-      </w:r>
-    </w:p>
-    <w:p>
-      <w:pPr>
-        <w:spacing w:after="60"/>
+        <w:t xml:space="preserve"> — The flat bottom of a pyramid.</w:t>
+      </w:r>
+    </w:p>
+    <w:p>
+      <w:pPr>
+        <w:keepNext/>
+        <w:spacing w:after="20" w:before="80"/>
+        <w:jc w:val="center"/>
+      </w:pPr>
+      <w:r>
+        <w:drawing>
+          <wp:inline distT="0" distB="0" distL="0" distR="0">
+            <wp:extent cx="1047750" cy="790575"/>
+            <wp:effectExtent t="0" r="0" b="0" l="0"/>
+            <wp:docPr id="1" name="" descr="" title=""/>
+            <wp:cNvGraphicFramePr>
+              <a:graphicFrameLocks xmlns:a="http://schemas.openxmlformats.org/drawingml/2006/main" noChangeAspect="1"/>
+            </wp:cNvGraphicFramePr>
+            <a:graphic xmlns:a="http://schemas.openxmlformats.org/drawingml/2006/main">
+              <a:graphicData uri="http://schemas.openxmlformats.org/drawingml/2006/picture">
+                <pic:pic xmlns:pic="http://schemas.openxmlformats.org/drawingml/2006/picture">
+                  <pic:nvPicPr>
+                    <pic:cNvPr id="0" name="" descr=""/>
+                    <pic:cNvPicPr>
+                      <a:picLocks noChangeAspect="1" noChangeArrowheads="1"/>
+                    </pic:cNvPicPr>
+                  </pic:nvPicPr>
+                  <pic:blipFill>
+                    <a:blip r:embed="rId7" cstate="none"/>
+                    <a:srcRect/>
+                    <a:stretch>
+                      <a:fillRect/>
+                    </a:stretch>
+                  </pic:blipFill>
+                  <pic:spPr bwMode="auto">
+                    <a:xfrm>
+                      <a:off x="0" y="0"/>
+                      <a:ext cx="1047750" cy="790575"/>
+                    </a:xfrm>
+                    <a:prstGeom prst="rect">
+                      <a:avLst/>
+                    </a:prstGeom>
+                  </pic:spPr>
+                </pic:pic>
+              </a:graphicData>
+            </a:graphic>
+          </wp:inline>
+        </w:drawing>
+      </w:r>
+    </w:p>
+    <w:p>
+      <w:pPr>
+        <w:keepNext/>
+        <w:spacing w:after="120"/>
       </w:pPr>
       <w:r>
         <w:rPr>
@@ -176,12 +416,60 @@
         <w:t xml:space="preserve">Apex (Ápice)</w:t>
       </w:r>
       <w:r>
-        <w:t xml:space="preserve"> — The top point of a pyramid where all the triangular faces meet</w:t>
-      </w:r>
-    </w:p>
-    <w:p>
-      <w:pPr>
-        <w:spacing w:after="60"/>
+        <w:t xml:space="preserve"> — The point at the top of a pyramid where the sides meet.</w:t>
+      </w:r>
+    </w:p>
+    <w:p>
+      <w:pPr>
+        <w:keepNext/>
+        <w:spacing w:after="20" w:before="80"/>
+        <w:jc w:val="center"/>
+      </w:pPr>
+      <w:r>
+        <w:drawing>
+          <wp:inline distT="0" distB="0" distL="0" distR="0">
+            <wp:extent cx="1047750" cy="790575"/>
+            <wp:effectExtent t="0" r="0" b="0" l="0"/>
+            <wp:docPr id="1" name="" descr="" title=""/>
+            <wp:cNvGraphicFramePr>
+              <a:graphicFrameLocks xmlns:a="http://schemas.openxmlformats.org/drawingml/2006/main" noChangeAspect="1"/>
+            </wp:cNvGraphicFramePr>
+            <a:graphic xmlns:a="http://schemas.openxmlformats.org/drawingml/2006/main">
+              <a:graphicData uri="http://schemas.openxmlformats.org/drawingml/2006/picture">
+                <pic:pic xmlns:pic="http://schemas.openxmlformats.org/drawingml/2006/picture">
+                  <pic:nvPicPr>
+                    <pic:cNvPr id="0" name="" descr=""/>
+                    <pic:cNvPicPr>
+                      <a:picLocks noChangeAspect="1" noChangeArrowheads="1"/>
+                    </pic:cNvPicPr>
+                  </pic:nvPicPr>
+                  <pic:blipFill>
+                    <a:blip r:embed="rId9" cstate="none"/>
+                    <a:srcRect/>
+                    <a:stretch>
+                      <a:fillRect/>
+                    </a:stretch>
+                  </pic:blipFill>
+                  <pic:spPr bwMode="auto">
+                    <a:xfrm>
+                      <a:off x="0" y="0"/>
+                      <a:ext cx="1047750" cy="790575"/>
+                    </a:xfrm>
+                    <a:prstGeom prst="rect">
+                      <a:avLst/>
+                    </a:prstGeom>
+                  </pic:spPr>
+                </pic:pic>
+              </a:graphicData>
+            </a:graphic>
+          </wp:inline>
+        </w:drawing>
+      </w:r>
+    </w:p>
+    <w:p>
+      <w:pPr>
+        <w:keepNext/>
+        <w:spacing w:after="120"/>
       </w:pPr>
       <w:r>
         <w:rPr>
@@ -191,7 +479,7 @@
         <w:t xml:space="preserve">Lateral area (Área lateral)</w:t>
       </w:r>
       <w:r>
-        <w:t xml:space="preserve"> — The total area of just the triangular side faces (not including the base)</w:t>
+        <w:t xml:space="preserve"> — The total area of just the side triangles, not the bottom.</w:t>
       </w:r>
     </w:p>
     <w:p>

--- a/lessons/10-5/homework.docx
+++ b/lessons/10-5/homework.docx
@@ -24,7 +24,7 @@
           <w:i/>
           <w:iCs/>
         </w:rPr>
-        <w:t xml:space="preserve">Lesson 10-5  •  Standard 6.G.4</w:t>
+        <w:t xml:space="preserve">Lesson 10-5  •  Standard 6.GR.4</w:t>
       </w:r>
     </w:p>
     <w:p>
@@ -1070,39 +1070,43 @@
           <w:b/>
           <w:bCs/>
         </w:rPr>
-        <w:t xml:space="preserve">6. A square pyramid has a base that is 4 by 4 and 4 triangular faces each 10 sq units. What is the surface area?</w:t>
-      </w:r>
-    </w:p>
-    <w:p>
-      <w:pPr>
-        <w:spacing w:after="40" w:before="0"/>
-      </w:pPr>
-      <w:r>
-        <w:t xml:space="preserve">     A. 56 sq units</w:t>
-      </w:r>
-    </w:p>
-    <w:p>
-      <w:pPr>
-        <w:spacing w:after="40" w:before="0"/>
-      </w:pPr>
-      <w:r>
-        <w:t xml:space="preserve">     B. 40 sq units</w:t>
-      </w:r>
-    </w:p>
-    <w:p>
-      <w:pPr>
-        <w:spacing w:after="40" w:before="0"/>
-      </w:pPr>
-      <w:r>
-        <w:t xml:space="preserve">     C. 16 sq units</w:t>
-      </w:r>
-    </w:p>
-    <w:p>
-      <w:pPr>
-        <w:spacing w:after="40" w:before="0"/>
-      </w:pPr>
-      <w:r>
-        <w:t xml:space="preserve">     D. 26 sq units</w:t>
+        <w:t xml:space="preserve">6. onLevel — Spot the Common Mistake</w:t>
+      </w:r>
+    </w:p>
+    <w:p>
+      <w:pPr>
+        <w:spacing w:after="40" w:before="0"/>
+      </w:pPr>
+      <w:r>
+        <w:t xml:space="preserve">   Step 1 (Read): A student is working on Surface Area of Pyramids.</w:t>
+      </w:r>
+    </w:p>
+    <w:p>
+      <w:pPr>
+        <w:spacing w:after="40" w:before="0"/>
+      </w:pPr>
+      <w:r>
+        <w:t xml:space="preserve">   Step 2 (Attempt): They ignored the rule: Surface area of a pyramid = base area + the area of all the triangular lateral faces.</w:t>
+      </w:r>
+    </w:p>
+    <w:p>
+      <w:pPr>
+        <w:spacing w:after="40" w:before="0"/>
+      </w:pPr>
+      <w:r>
+        <w:t xml:space="preserve">   Step 3 (Check): The answer does not match the math rule from class.</w:t>
+      </w:r>
+    </w:p>
+    <w:p>
+      <w:pPr>
+        <w:spacing w:after="60" w:before="0"/>
+      </w:pPr>
+      <w:r>
+        <w:rPr>
+          <w:i/>
+          <w:iCs/>
+        </w:rPr>
+        <w:t xml:space="preserve">Which step has the mistake? Explain and fix it:</w:t>
       </w:r>
     </w:p>
     <w:p>
@@ -1118,6 +1122,28 @@
     </w:p>
     <w:p>
       <w:pPr>
+        <w:spacing w:after="60" w:before="120"/>
+      </w:pPr>
+      <w:r>
+        <w:rPr>
+          <w:color w:val="BBBBBB"/>
+        </w:rPr>
+        <w:t xml:space="preserve">______________________________________________________________________</w:t>
+      </w:r>
+    </w:p>
+    <w:p>
+      <w:pPr>
+        <w:spacing w:after="60" w:before="120"/>
+      </w:pPr>
+      <w:r>
+        <w:rPr>
+          <w:color w:val="BBBBBB"/>
+        </w:rPr>
+        <w:t xml:space="preserve">______________________________________________________________________</w:t>
+      </w:r>
+    </w:p>
+    <w:p>
+      <w:pPr>
         <w:spacing w:after="80" w:before="0"/>
       </w:pPr>
       <w:r>
@@ -1125,39 +1151,39 @@
           <w:b/>
           <w:bCs/>
         </w:rPr>
-        <w:t xml:space="preserve">7. How many triangular faces does a square pyramid have?</w:t>
-      </w:r>
-    </w:p>
-    <w:p>
-      <w:pPr>
-        <w:spacing w:after="40" w:before="0"/>
-      </w:pPr>
-      <w:r>
-        <w:t xml:space="preserve">     A. 4</w:t>
-      </w:r>
-    </w:p>
-    <w:p>
-      <w:pPr>
-        <w:spacing w:after="40" w:before="0"/>
-      </w:pPr>
-      <w:r>
-        <w:t xml:space="preserve">     B. 3</w:t>
-      </w:r>
-    </w:p>
-    <w:p>
-      <w:pPr>
-        <w:spacing w:after="40" w:before="0"/>
-      </w:pPr>
-      <w:r>
-        <w:t xml:space="preserve">     C. 5</w:t>
-      </w:r>
-    </w:p>
-    <w:p>
-      <w:pPr>
-        <w:spacing w:after="40" w:before="0"/>
-      </w:pPr>
-      <w:r>
-        <w:t xml:space="preserve">     D. 1</w:t>
+        <w:t xml:space="preserve">7. Your first gift box is a square pyramid with a base edge of 7 in and a slant height of 9 in. How much wrapping paper (total surface area) covers it?</w:t>
+      </w:r>
+    </w:p>
+    <w:p>
+      <w:pPr>
+        <w:spacing w:after="40" w:before="0"/>
+      </w:pPr>
+      <w:r>
+        <w:t xml:space="preserve">     A. 175 in²</w:t>
+      </w:r>
+    </w:p>
+    <w:p>
+      <w:pPr>
+        <w:spacing w:after="40" w:before="0"/>
+      </w:pPr>
+      <w:r>
+        <w:t xml:space="preserve">     B. 126 in²</w:t>
+      </w:r>
+    </w:p>
+    <w:p>
+      <w:pPr>
+        <w:spacing w:after="40" w:before="0"/>
+      </w:pPr>
+      <w:r>
+        <w:t xml:space="preserve">     C. 144 in²</w:t>
+      </w:r>
+    </w:p>
+    <w:p>
+      <w:pPr>
+        <w:spacing w:after="40" w:before="0"/>
+      </w:pPr>
+      <w:r>
+        <w:t xml:space="preserve">     D. 175 in³</w:t>
       </w:r>
     </w:p>
     <w:p>
@@ -1180,39 +1206,39 @@
           <w:b/>
           <w:bCs/>
         </w:rPr>
-        <w:t xml:space="preserve">8. A triangular pyramid (all faces triangles) has 4 faces each with area 9 cm². What is the surface area?</w:t>
-      </w:r>
-    </w:p>
-    <w:p>
-      <w:pPr>
-        <w:spacing w:after="40" w:before="0"/>
-      </w:pPr>
-      <w:r>
-        <w:t xml:space="preserve">     A. 36 cm²</w:t>
-      </w:r>
-    </w:p>
-    <w:p>
-      <w:pPr>
-        <w:spacing w:after="40" w:before="0"/>
-      </w:pPr>
-      <w:r>
-        <w:t xml:space="preserve">     B. 13 cm²</w:t>
-      </w:r>
-    </w:p>
-    <w:p>
-      <w:pPr>
-        <w:spacing w:after="40" w:before="0"/>
-      </w:pPr>
-      <w:r>
-        <w:t xml:space="preserve">     C. 27 cm²</w:t>
-      </w:r>
-    </w:p>
-    <w:p>
-      <w:pPr>
-        <w:spacing w:after="40" w:before="0"/>
-      </w:pPr>
-      <w:r>
-        <w:t xml:space="preserve">     D. 18 cm²</w:t>
+        <w:t xml:space="preserve">8. Before adding the base, you need the area of just one triangular face of a gift box with base edge 8 in and slant height 5 in. What is it?</w:t>
+      </w:r>
+    </w:p>
+    <w:p>
+      <w:pPr>
+        <w:spacing w:after="40" w:before="0"/>
+      </w:pPr>
+      <w:r>
+        <w:t xml:space="preserve">     A. 20 in²</w:t>
+      </w:r>
+    </w:p>
+    <w:p>
+      <w:pPr>
+        <w:spacing w:after="40" w:before="0"/>
+      </w:pPr>
+      <w:r>
+        <w:t xml:space="preserve">     B. 40 in²</w:t>
+      </w:r>
+    </w:p>
+    <w:p>
+      <w:pPr>
+        <w:spacing w:after="40" w:before="0"/>
+      </w:pPr>
+      <w:r>
+        <w:t xml:space="preserve">     C. 13 in²</w:t>
+      </w:r>
+    </w:p>
+    <w:p>
+      <w:pPr>
+        <w:spacing w:after="40" w:before="0"/>
+      </w:pPr>
+      <w:r>
+        <w:t xml:space="preserve">     D. 20 in³</w:t>
       </w:r>
     </w:p>
     <w:p>
@@ -1235,41 +1261,202 @@
           <w:b/>
           <w:bCs/>
         </w:rPr>
-        <w:t xml:space="preserve">9. To find a pyramid's surface area, you...</w:t>
-      </w:r>
-    </w:p>
-    <w:p>
-      <w:pPr>
-        <w:spacing w:after="40" w:before="0"/>
-      </w:pPr>
-      <w:r>
-        <w:t xml:space="preserve">     A. Add the base area to the areas of all the triangular faces</w:t>
-      </w:r>
-    </w:p>
-    <w:p>
-      <w:pPr>
-        <w:spacing w:after="40" w:before="0"/>
-      </w:pPr>
-      <w:r>
-        <w:t xml:space="preserve">     B. Multiply length by width by height</w:t>
-      </w:r>
-    </w:p>
-    <w:p>
-      <w:pPr>
-        <w:spacing w:after="40" w:before="0"/>
-      </w:pPr>
-      <w:r>
-        <w:t xml:space="preserve">     C. Only count the base</w:t>
-      </w:r>
-    </w:p>
-    <w:p>
-      <w:pPr>
-        <w:spacing w:after="40" w:before="0"/>
-      </w:pPr>
-      <w:r>
-        <w:t xml:space="preserve">     D. Subtract the triangles from the base</w:t>
-      </w:r>
-    </w:p>
+        <w:t xml:space="preserve">9. A gift box is a square pyramid with a base edge of 9 in. What is the area of its square base (the part that sits on the table)?</w:t>
+      </w:r>
+    </w:p>
+    <w:p>
+      <w:pPr>
+        <w:spacing w:after="40" w:before="0"/>
+      </w:pPr>
+      <w:r>
+        <w:t xml:space="preserve">     A. 81 in²</w:t>
+      </w:r>
+    </w:p>
+    <w:p>
+      <w:pPr>
+        <w:spacing w:after="40" w:before="0"/>
+      </w:pPr>
+      <w:r>
+        <w:t xml:space="preserve">     B. 36 in²</w:t>
+      </w:r>
+    </w:p>
+    <w:p>
+      <w:pPr>
+        <w:spacing w:after="40" w:before="0"/>
+      </w:pPr>
+      <w:r>
+        <w:t xml:space="preserve">     C. 18 in²</w:t>
+      </w:r>
+    </w:p>
+    <w:p>
+      <w:pPr>
+        <w:spacing w:after="40" w:before="0"/>
+      </w:pPr>
+      <w:r>
+        <w:t xml:space="preserve">     D. 324 in²</w:t>
+      </w:r>
+    </w:p>
+    <w:p>
+      <w:pPr>
+        <w:spacing w:after="60" w:before="120"/>
+      </w:pPr>
+      <w:r>
+        <w:rPr>
+          <w:color w:val="BBBBBB"/>
+        </w:rPr>
+        <w:t xml:space="preserve">______________________________________________________________________</w:t>
+      </w:r>
+    </w:p>
+    <w:p>
+      <w:pPr>
+        <w:spacing w:after="80" w:before="0"/>
+      </w:pPr>
+      <w:r>
+        <w:rPr>
+          <w:b/>
+          <w:bCs/>
+        </w:rPr>
+        <w:t xml:space="preserve">10. Match each square-pyramid gift box (base edge × slant height) to its total surface area.</w:t>
+      </w:r>
+    </w:p>
+    <w:tbl>
+      <w:tblPr>
+        <w:tblW w:type="pct" w:w="100%"/>
+        <w:tblBorders>
+          <w:top w:val="single" w:color="auto" w:sz="4"/>
+          <w:left w:val="single" w:color="auto" w:sz="4"/>
+          <w:bottom w:val="single" w:color="auto" w:sz="4"/>
+          <w:right w:val="single" w:color="auto" w:sz="4"/>
+          <w:insideH w:val="single" w:color="auto" w:sz="4"/>
+          <w:insideV w:val="single" w:color="auto" w:sz="4"/>
+        </w:tblBorders>
+      </w:tblPr>
+      <w:tblGrid>
+        <w:gridCol w:w="100"/>
+        <w:gridCol w:w="100"/>
+      </w:tblGrid>
+      <w:tr>
+        <w:trPr>
+          <w:tblHeader/>
+        </w:trPr>
+        <w:tc>
+          <w:tcPr>
+            <w:tcW w:type="pct" w:w="50%"/>
+          </w:tcPr>
+          <w:p>
+            <w:r>
+              <w:rPr>
+                <w:b/>
+                <w:bCs/>
+              </w:rPr>
+              <w:t xml:space="preserve">Item</w:t>
+            </w:r>
+          </w:p>
+        </w:tc>
+        <w:tc>
+          <w:tcPr>
+            <w:tcW w:type="pct" w:w="50%"/>
+          </w:tcPr>
+          <w:p>
+            <w:r>
+              <w:rPr>
+                <w:b/>
+                <w:bCs/>
+              </w:rPr>
+              <w:t xml:space="preserve">Answer choices</w:t>
+            </w:r>
+          </w:p>
+        </w:tc>
+      </w:tr>
+      <w:tr>
+        <w:tc>
+          <w:tcPr>
+            <w:tcW w:type="pct" w:w="50%"/>
+          </w:tcPr>
+          <w:p>
+            <w:r>
+              <w:t xml:space="preserve">____  Base 5 in, slant 8 in</w:t>
+            </w:r>
+          </w:p>
+        </w:tc>
+        <w:tc>
+          <w:tcPr>
+            <w:tcW w:type="pct" w:w="50%"/>
+          </w:tcPr>
+          <w:p>
+            <w:r>
+              <w:t xml:space="preserve">D. 220 in²</w:t>
+            </w:r>
+          </w:p>
+        </w:tc>
+      </w:tr>
+      <w:tr>
+        <w:tc>
+          <w:tcPr>
+            <w:tcW w:type="pct" w:w="50%"/>
+          </w:tcPr>
+          <w:p>
+            <w:r>
+              <w:t xml:space="preserve">____  Base 6 in, slant 7 in</w:t>
+            </w:r>
+          </w:p>
+        </w:tc>
+        <w:tc>
+          <w:tcPr>
+            <w:tcW w:type="pct" w:w="50%"/>
+          </w:tcPr>
+          <w:p>
+            <w:r>
+              <w:t xml:space="preserve">C. 208 in²</w:t>
+            </w:r>
+          </w:p>
+        </w:tc>
+      </w:tr>
+      <w:tr>
+        <w:tc>
+          <w:tcPr>
+            <w:tcW w:type="pct" w:w="50%"/>
+          </w:tcPr>
+          <w:p>
+            <w:r>
+              <w:t xml:space="preserve">____  Base 8 in, slant 9 in</w:t>
+            </w:r>
+          </w:p>
+        </w:tc>
+        <w:tc>
+          <w:tcPr>
+            <w:tcW w:type="pct" w:w="50%"/>
+          </w:tcPr>
+          <w:p>
+            <w:r>
+              <w:t xml:space="preserve">B. 120 in²</w:t>
+            </w:r>
+          </w:p>
+        </w:tc>
+      </w:tr>
+      <w:tr>
+        <w:tc>
+          <w:tcPr>
+            <w:tcW w:type="pct" w:w="50%"/>
+          </w:tcPr>
+          <w:p>
+            <w:r>
+              <w:t xml:space="preserve">____  Base 10 in, slant 6 in</w:t>
+            </w:r>
+          </w:p>
+        </w:tc>
+        <w:tc>
+          <w:tcPr>
+            <w:tcW w:type="pct" w:w="50%"/>
+          </w:tcPr>
+          <w:p>
+            <w:r>
+              <w:t xml:space="preserve">A. 105 in²</w:t>
+            </w:r>
+          </w:p>
+        </w:tc>
+      </w:tr>
+    </w:tbl>
     <w:p>
       <w:pPr>
         <w:spacing w:after="60" w:before="120"/>
@@ -1313,10 +1500,22 @@
     </w:p>
     <w:p>
       <w:pPr>
+        <w:spacing w:after="20" w:before="0"/>
+      </w:pPr>
+      <w:r>
+        <w:t xml:space="preserve">     Base: 5 × 5 = 25 in². Each lateral face: ½ × 5 × 7 = 17.5 in². Four faces: 4 × 17.5 = 70 in². SA = 25 + 70 = 95 in².</w:t>
+      </w:r>
+    </w:p>
+    <w:p>
+      <w:pPr>
         <w:spacing w:after="80" w:before="0"/>
       </w:pPr>
       <w:r>
-        <w:t xml:space="preserve">     Base: 5 × 5 = 25 in². Each lateral face: ½ × 5 × 7 = 17.5 in². Four faces: 4 × 17.5 = 70 in². SA = 25 + 70 = 95 in².</w:t>
+        <w:rPr>
+          <w:i/>
+          <w:iCs/>
+        </w:rPr>
+        <w:t xml:space="preserve">     Watch for: A common mistake in Surface Area of Pyramids is skipping the key idea: "Surface area of a pyramid = base area + the area of all the triangular lateral faces." — always check your work against this rule before you submit.</w:t>
       </w:r>
     </w:p>
     <w:p>
@@ -1333,10 +1532,22 @@
     </w:p>
     <w:p>
       <w:pPr>
+        <w:spacing w:after="20" w:before="0"/>
+      </w:pPr>
+      <w:r>
+        <w:t xml:space="preserve">     A square pyramid has a square base and 4 triangular lateral faces — one for each side of the square.</w:t>
+      </w:r>
+    </w:p>
+    <w:p>
+      <w:pPr>
         <w:spacing w:after="80" w:before="0"/>
       </w:pPr>
       <w:r>
-        <w:t xml:space="preserve">     A square pyramid has a square base and 4 triangular lateral faces — one for each side of the square.</w:t>
+        <w:rPr>
+          <w:i/>
+          <w:iCs/>
+        </w:rPr>
+        <w:t xml:space="preserve">     Watch for: A common mistake in Surface Area of Pyramids is skipping the key idea: "Surface area of a pyramid = base area + the area of all the triangular lateral faces." — always check your work against this rule before you submit.</w:t>
       </w:r>
     </w:p>
     <w:p>
@@ -1421,10 +1632,22 @@
     </w:p>
     <w:p>
       <w:pPr>
+        <w:spacing w:after="20" w:before="0"/>
+      </w:pPr>
+      <w:r>
+        <w:t xml:space="preserve">     SA = Base Area + Lateral Area = 49 + 84 = 133 cm².</w:t>
+      </w:r>
+    </w:p>
+    <w:p>
+      <w:pPr>
         <w:spacing w:after="80" w:before="0"/>
       </w:pPr>
       <w:r>
-        <w:t xml:space="preserve">     SA = Base Area + Lateral Area = 49 + 84 = 133 cm².</w:t>
+        <w:rPr>
+          <w:i/>
+          <w:iCs/>
+        </w:rPr>
+        <w:t xml:space="preserve">     Watch for: A common mistake in Surface Area of Pyramids is skipping the key idea: "Surface area of a pyramid = base area + the area of all the triangular lateral faces." — always check your work against this rule before you submit.</w:t>
       </w:r>
     </w:p>
     <w:p>
@@ -1488,7 +1711,43 @@
           <w:b/>
           <w:bCs/>
         </w:rPr>
-        <w:t xml:space="preserve">6. A. 56 sq units</w:t>
+        <w:t xml:space="preserve">6. onLevel — Spot the Common Mistake</w:t>
+      </w:r>
+    </w:p>
+    <w:p>
+      <w:pPr>
+        <w:spacing w:after="20" w:before="0"/>
+      </w:pPr>
+      <w:r>
+        <w:t xml:space="preserve">     The mistake is in Step 2.</w:t>
+      </w:r>
+    </w:p>
+    <w:p>
+      <w:pPr>
+        <w:spacing w:after="20" w:before="0"/>
+      </w:pPr>
+      <w:r>
+        <w:t xml:space="preserve">     Correct work: Follow the key idea: Surface area of a pyramid = base area + the area of all the triangular lateral faces.</w:t>
+      </w:r>
+    </w:p>
+    <w:p>
+      <w:pPr>
+        <w:spacing w:after="40" w:before="0"/>
+      </w:pPr>
+      <w:r>
+        <w:rPr>
+          <w:b/>
+          <w:bCs/>
+        </w:rPr>
+        <w:t xml:space="preserve">7. A. 175 in²</w:t>
+      </w:r>
+    </w:p>
+    <w:p>
+      <w:pPr>
+        <w:spacing w:after="20" w:before="0"/>
+      </w:pPr>
+      <w:r>
+        <w:t xml:space="preserve">     Base: 7 × 7 = 49 in². One triangular face: ½ × 7 × 9 = 31.5 in². Four faces: 4 × 31.5 = 126 in². SA = 49 + 126 = 175 in². Surface area uses square units (in²).</w:t>
       </w:r>
     </w:p>
     <w:p>
@@ -1496,19 +1755,31 @@
         <w:spacing w:after="80" w:before="0"/>
       </w:pPr>
       <w:r>
-        <w:t xml:space="preserve">     Base 4 × 4 = 16, plus 4 triangles × 10 = 40; total = 56 sq units.</w:t>
-      </w:r>
-    </w:p>
-    <w:p>
-      <w:pPr>
-        <w:spacing w:after="40" w:before="0"/>
-      </w:pPr>
-      <w:r>
-        <w:rPr>
-          <w:b/>
-          <w:bCs/>
-        </w:rPr>
-        <w:t xml:space="preserve">7. A. 4</w:t>
+        <w:rPr>
+          <w:i/>
+          <w:iCs/>
+        </w:rPr>
+        <w:t xml:space="preserve">     Watch for: A common mistake in Surface Area of Pyramids is skipping the key idea: "Surface area of a pyramid = base area + the area of all the triangular lateral faces." — always check your work against this rule before you submit.</w:t>
+      </w:r>
+    </w:p>
+    <w:p>
+      <w:pPr>
+        <w:spacing w:after="40" w:before="0"/>
+      </w:pPr>
+      <w:r>
+        <w:rPr>
+          <w:b/>
+          <w:bCs/>
+        </w:rPr>
+        <w:t xml:space="preserve">8. A. 20 in²</w:t>
+      </w:r>
+    </w:p>
+    <w:p>
+      <w:pPr>
+        <w:spacing w:after="20" w:before="0"/>
+      </w:pPr>
+      <w:r>
+        <w:t xml:space="preserve">     Area of a triangle = ½ × base × height = ½ × 8 × 5 = 20 in². You use the slant height (5) as the triangle's height, not the pyramid's vertical height.</w:t>
       </w:r>
     </w:p>
     <w:p>
@@ -1516,19 +1787,31 @@
         <w:spacing w:after="80" w:before="0"/>
       </w:pPr>
       <w:r>
-        <w:t xml:space="preserve">     A square pyramid has 4 triangular faces meeting at the top, plus 1 square base.</w:t>
-      </w:r>
-    </w:p>
-    <w:p>
-      <w:pPr>
-        <w:spacing w:after="40" w:before="0"/>
-      </w:pPr>
-      <w:r>
-        <w:rPr>
-          <w:b/>
-          <w:bCs/>
-        </w:rPr>
-        <w:t xml:space="preserve">8. A. 36 cm²</w:t>
+        <w:rPr>
+          <w:i/>
+          <w:iCs/>
+        </w:rPr>
+        <w:t xml:space="preserve">     Watch for: A common mistake in Surface Area of Pyramids is skipping the key idea: "Surface area of a pyramid = base area + the area of all the triangular lateral faces." — always check your work against this rule before you submit.</w:t>
+      </w:r>
+    </w:p>
+    <w:p>
+      <w:pPr>
+        <w:spacing w:after="40" w:before="0"/>
+      </w:pPr>
+      <w:r>
+        <w:rPr>
+          <w:b/>
+          <w:bCs/>
+        </w:rPr>
+        <w:t xml:space="preserve">9. A. 81 in²</w:t>
+      </w:r>
+    </w:p>
+    <w:p>
+      <w:pPr>
+        <w:spacing w:after="20" w:before="0"/>
+      </w:pPr>
+      <w:r>
+        <w:t xml:space="preserve">     The base is a square, so base area = side × side = 9 × 9 = 81 in². You would still add the four triangular faces to get the full surface area.</w:t>
       </w:r>
     </w:p>
     <w:p>
@@ -1536,27 +1819,63 @@
         <w:spacing w:after="80" w:before="0"/>
       </w:pPr>
       <w:r>
-        <w:t xml:space="preserve">     4 faces × 9 = 36 cm².</w:t>
-      </w:r>
-    </w:p>
-    <w:p>
-      <w:pPr>
-        <w:spacing w:after="40" w:before="0"/>
-      </w:pPr>
-      <w:r>
-        <w:rPr>
-          <w:b/>
-          <w:bCs/>
-        </w:rPr>
-        <w:t xml:space="preserve">9. A. Add the base area to the areas of all the triangular faces</w:t>
-      </w:r>
-    </w:p>
-    <w:p>
-      <w:pPr>
-        <w:spacing w:after="80" w:before="0"/>
-      </w:pPr>
-      <w:r>
-        <w:t xml:space="preserve">     Surface area = base area + the areas of all the side (triangular) faces.</w:t>
+        <w:rPr>
+          <w:i/>
+          <w:iCs/>
+        </w:rPr>
+        <w:t xml:space="preserve">     Watch for: A common mistake in Surface Area of Pyramids is skipping the key idea: "Surface area of a pyramid = base area + the area of all the triangular lateral faces." — always check your work against this rule before you submit.</w:t>
+      </w:r>
+    </w:p>
+    <w:p>
+      <w:pPr>
+        <w:spacing w:after="40" w:before="0"/>
+      </w:pPr>
+      <w:r>
+        <w:rPr>
+          <w:b/>
+          <w:bCs/>
+        </w:rPr>
+        <w:t xml:space="preserve">10. Matches:</w:t>
+      </w:r>
+    </w:p>
+    <w:p>
+      <w:pPr>
+        <w:spacing w:after="20" w:before="0"/>
+      </w:pPr>
+      <w:r>
+        <w:t xml:space="preserve">     Base 5 in, slant 8 in → 105 in²</w:t>
+      </w:r>
+    </w:p>
+    <w:p>
+      <w:pPr>
+        <w:spacing w:after="20" w:before="0"/>
+      </w:pPr>
+      <w:r>
+        <w:t xml:space="preserve">     Base 6 in, slant 7 in → 120 in²</w:t>
+      </w:r>
+    </w:p>
+    <w:p>
+      <w:pPr>
+        <w:spacing w:after="20" w:before="0"/>
+      </w:pPr>
+      <w:r>
+        <w:t xml:space="preserve">     Base 8 in, slant 9 in → 208 in²</w:t>
+      </w:r>
+    </w:p>
+    <w:p>
+      <w:pPr>
+        <w:spacing w:after="20" w:before="0"/>
+      </w:pPr>
+      <w:r>
+        <w:t xml:space="preserve">     Base 10 in, slant 6 in → 220 in²</w:t>
+      </w:r>
+    </w:p>
+    <w:p>
+      <w:pPr>
+        <w:spacing w:after="40" w:before="0"/>
+      </w:pPr>
+      <w:r>
+        <w:t xml:space="preserve"/>
       </w:r>
     </w:p>
     <w:sectPr>

--- a/lessons/10-5/homework.docx
+++ b/lessons/10-5/homework.docx
@@ -1070,31 +1070,39 @@
           <w:b/>
           <w:bCs/>
         </w:rPr>
-        <w:t xml:space="preserve">6. onLevel — Spot the Common Mistake</w:t>
-      </w:r>
-    </w:p>
-    <w:p>
-      <w:pPr>
-        <w:spacing w:after="40" w:before="0"/>
-      </w:pPr>
-      <w:r>
-        <w:t xml:space="preserve">   Step 1 (Read): A student is working on Surface Area of Pyramids.</w:t>
-      </w:r>
-    </w:p>
-    <w:p>
-      <w:pPr>
-        <w:spacing w:after="40" w:before="0"/>
-      </w:pPr>
-      <w:r>
-        <w:t xml:space="preserve">   Step 2 (Attempt): They ignored the rule: Surface area of a pyramid = base area + the area of all the triangular lateral faces.</w:t>
-      </w:r>
-    </w:p>
-    <w:p>
-      <w:pPr>
-        <w:spacing w:after="40" w:before="0"/>
-      </w:pPr>
-      <w:r>
-        <w:t xml:space="preserve">   Step 3 (Check): The answer does not match the math rule from class.</w:t>
+        <w:t xml:space="preserve">6. onLevel — Did You Halve the Triangle?</w:t>
+      </w:r>
+    </w:p>
+    <w:p>
+      <w:pPr>
+        <w:spacing w:after="40" w:before="0"/>
+      </w:pPr>
+      <w:r>
+        <w:t xml:space="preserve">   Step 1 (Box): Square pyramid: base edge = 8 in, slant height = 10 in</w:t>
+      </w:r>
+    </w:p>
+    <w:p>
+      <w:pPr>
+        <w:spacing w:after="40" w:before="0"/>
+      </w:pPr>
+      <w:r>
+        <w:t xml:space="preserve">   Step 2 (Base Area): 8 × 8 = 64 in²</w:t>
+      </w:r>
+    </w:p>
+    <w:p>
+      <w:pPr>
+        <w:spacing w:after="40" w:before="0"/>
+      </w:pPr>
+      <w:r>
+        <w:t xml:space="preserve">   Step 3 (One Triangular Face): 8 × 10 = 80 in² (forgot the ½)</w:t>
+      </w:r>
+    </w:p>
+    <w:p>
+      <w:pPr>
+        <w:spacing w:after="40" w:before="0"/>
+      </w:pPr>
+      <w:r>
+        <w:t xml:space="preserve">   Step 4 (Answer): SA = 64 + 4 × 80 = 64 + 320 = 384 in²</w:t>
       </w:r>
     </w:p>
     <w:p>
@@ -1515,7 +1523,7 @@
           <w:i/>
           <w:iCs/>
         </w:rPr>
-        <w:t xml:space="preserve">     Watch for: A common mistake in Surface Area of Pyramids is skipping the key idea: "Surface area of a pyramid = base area + the area of all the triangular lateral faces." — always check your work against this rule before you submit.</w:t>
+        <w:t xml:space="preserve">     Watch for: A common mistake in Surface Area of Pyramids is finding the four triangular lateral faces correctly (½ × base edge × slant height, times 4) and then stopping — forgetting to add the base area at the end. This leaves the total surface area too small by exactly the base's area. Before you submit, ask: 'Did I add the base area to the four lateral faces, or did I stop after the sides?'</w:t>
       </w:r>
     </w:p>
     <w:p>
@@ -1547,7 +1555,7 @@
           <w:i/>
           <w:iCs/>
         </w:rPr>
-        <w:t xml:space="preserve">     Watch for: A common mistake in Surface Area of Pyramids is skipping the key idea: "Surface area of a pyramid = base area + the area of all the triangular lateral faces." — always check your work against this rule before you submit.</w:t>
+        <w:t xml:space="preserve">     Watch for: A common mistake in Surface Area of Pyramids is finding the four triangular lateral faces correctly (½ × base edge × slant height, times 4) and then stopping — forgetting to add the base area at the end. This leaves the total surface area too small by exactly the base's area. Before you submit, ask: 'Did I add the base area to the four lateral faces, or did I stop after the sides?'</w:t>
       </w:r>
     </w:p>
     <w:p>
@@ -1647,7 +1655,7 @@
           <w:i/>
           <w:iCs/>
         </w:rPr>
-        <w:t xml:space="preserve">     Watch for: A common mistake in Surface Area of Pyramids is skipping the key idea: "Surface area of a pyramid = base area + the area of all the triangular lateral faces." — always check your work against this rule before you submit.</w:t>
+        <w:t xml:space="preserve">     Watch for: A common mistake in Surface Area of Pyramids is finding the four triangular lateral faces correctly (½ × base edge × slant height, times 4) and then stopping — forgetting to add the base area at the end. This leaves the total surface area too small by exactly the base's area. Before you submit, ask: 'Did I add the base area to the four lateral faces, or did I stop after the sides?'</w:t>
       </w:r>
     </w:p>
     <w:p>
@@ -1711,7 +1719,7 @@
           <w:b/>
           <w:bCs/>
         </w:rPr>
-        <w:t xml:space="preserve">6. onLevel — Spot the Common Mistake</w:t>
+        <w:t xml:space="preserve">6. onLevel — Did You Halve the Triangle?</w:t>
       </w:r>
     </w:p>
     <w:p>
@@ -1719,7 +1727,7 @@
         <w:spacing w:after="20" w:before="0"/>
       </w:pPr>
       <w:r>
-        <w:t xml:space="preserve">     The mistake is in Step 2.</w:t>
+        <w:t xml:space="preserve">     The mistake is in Step 3.</w:t>
       </w:r>
     </w:p>
     <w:p>
@@ -1727,7 +1735,7 @@
         <w:spacing w:after="20" w:before="0"/>
       </w:pPr>
       <w:r>
-        <w:t xml:space="preserve">     Correct work: Follow the key idea: Surface area of a pyramid = base area + the area of all the triangular lateral faces.</w:t>
+        <w:t xml:space="preserve">     Correct work: A triangle's area is ½ × base × height, so each face is ½ × 8 × 10 = 40 in², not 80 in². The student left out the ½. Four faces: 4 × 40 = 160 in². Correct SA = 64 + 160 = 224 in².</w:t>
       </w:r>
     </w:p>
     <w:p>
@@ -1759,7 +1767,7 @@
           <w:i/>
           <w:iCs/>
         </w:rPr>
-        <w:t xml:space="preserve">     Watch for: A common mistake in Surface Area of Pyramids is skipping the key idea: "Surface area of a pyramid = base area + the area of all the triangular lateral faces." — always check your work against this rule before you submit.</w:t>
+        <w:t xml:space="preserve">     Watch for: A common mistake in Surface Area of Pyramids is finding the four triangular lateral faces correctly (½ × base edge × slant height, times 4) and then stopping — forgetting to add the base area at the end. This leaves the total surface area too small by exactly the base's area. Before you submit, ask: 'Did I add the base area to the four lateral faces, or did I stop after the sides?'</w:t>
       </w:r>
     </w:p>
     <w:p>
@@ -1791,7 +1799,7 @@
           <w:i/>
           <w:iCs/>
         </w:rPr>
-        <w:t xml:space="preserve">     Watch for: A common mistake in Surface Area of Pyramids is skipping the key idea: "Surface area of a pyramid = base area + the area of all the triangular lateral faces." — always check your work against this rule before you submit.</w:t>
+        <w:t xml:space="preserve">     Watch for: A common mistake in Surface Area of Pyramids is finding the four triangular lateral faces correctly (½ × base edge × slant height, times 4) and then stopping — forgetting to add the base area at the end. This leaves the total surface area too small by exactly the base's area. Before you submit, ask: 'Did I add the base area to the four lateral faces, or did I stop after the sides?'</w:t>
       </w:r>
     </w:p>
     <w:p>
@@ -1823,7 +1831,7 @@
           <w:i/>
           <w:iCs/>
         </w:rPr>
-        <w:t xml:space="preserve">     Watch for: A common mistake in Surface Area of Pyramids is skipping the key idea: "Surface area of a pyramid = base area + the area of all the triangular lateral faces." — always check your work against this rule before you submit.</w:t>
+        <w:t xml:space="preserve">     Watch for: A common mistake in Surface Area of Pyramids is finding the four triangular lateral faces correctly (½ × base edge × slant height, times 4) and then stopping — forgetting to add the base area at the end. This leaves the total surface area too small by exactly the base's area. Before you submit, ask: 'Did I add the base area to the four lateral faces, or did I stop after the sides?'</w:t>
       </w:r>
     </w:p>
     <w:p>
